--- a/templates/report_templates/template_ze_4sign.docx
+++ b/templates/report_templates/template_ze_4sign.docx
@@ -923,16 +923,13 @@
         <w:t>上海华测品正检测技术有限公司</w:t>
       </w:r>
       <w:r>
-        <w:t xml:space="preserve">                             </w:t>
-      </w:r>
-      <w:r>
-        <w:t>{{实验室地址_cn}}</w:t>
-      </w:r>
-      <w:r>
-        <w:t/>
-      </w:r>
-      <w:r>
-        <w:t/>
+        <w:t xml:space="preserve">                             {{</w:t>
+      </w:r>
+      <w:r>
+        <w:t>实验室地址</w:t>
+      </w:r>
+      <w:r>
+        <w:t>_cn}}</w:t>
       </w:r>
     </w:p>
     <w:p>
@@ -942,7 +939,23 @@
           <w:sz w:val="18"/>
           <w:szCs w:val="18"/>
         </w:rPr>
-        <w:t>{{实验室地址_en}}</w:t>
+        <w:t>{{</w:t>
+      </w:r>
+      <w:r>
+        <w:rPr>
+          <w:kern w:val="0"/>
+          <w:sz w:val="18"/>
+          <w:szCs w:val="18"/>
+        </w:rPr>
+        <w:t>实验室地址</w:t>
+      </w:r>
+      <w:r>
+        <w:rPr>
+          <w:kern w:val="0"/>
+          <w:sz w:val="18"/>
+          <w:szCs w:val="18"/>
+        </w:rPr>
+        <w:t>_en}}</w:t>
       </w:r>
     </w:p>
     <w:p/>
@@ -1231,29 +1244,45 @@
         <w:t>部分项目不在</w:t>
       </w:r>
       <w:r>
-        <w:t>CMA</w:t>
+        <w:t xml:space="preserve"> CMA </w:t>
       </w:r>
       <w:r>
         <w:t>资质认定范围内，出具的数据结果供科研、教学、企业内部质量控制、企业产品研发等目的用。</w:t>
       </w:r>
-    </w:p>
-    <w:p>
-      <w:r>
-        <w:t>Note</w:t>
-      </w:r>
-      <w:r>
+      <w:r>
+        <w:t xml:space="preserve"> </w:t>
+      </w:r>
+    </w:p>
+    <w:p>
+      <w:pPr>
         <w:rPr>
           <w:rFonts w:hint="eastAsia"/>
         </w:rPr>
-        <w:t>：</w:t>
-      </w:r>
-      <w:r>
-        <w:t>Indicates the item(s)/method(s) is (are) not in CMA accreditation scope, the testing data and result is just for scientific research, education, internal quality control and product development etc.</w:t>
-      </w:r>
+      </w:pPr>
+      <w:r>
+        <w:t xml:space="preserve">Note: Indicates the item(s)/method(s) is (are) not in CMA accreditation scope, the testing data and result is just for scientific research, education, internal quality control and product development etc. </w:t>
+      </w:r>
+    </w:p>
+    <w:p>
+      <w:pPr>
+        <w:rPr>
+          <w:rFonts w:hint="eastAsia"/>
+        </w:rPr>
+      </w:pPr>
     </w:p>
     <w:p/>
-    <w:p/>
-    <w:p>
+    <w:p>
+      <w:r>
+        <w:t>声明：</w:t>
+      </w:r>
+      <w:r>
+        <w:t xml:space="preserve"> </w:t>
+      </w:r>
+    </w:p>
+    <w:p>
+      <w:r>
+        <w:t>1.</w:t>
+      </w:r>
       <w:r>
         <w:t>检测报告无批准人签字及</w:t>
       </w:r>
@@ -1267,13 +1296,41 @@
         <w:t>”</w:t>
       </w:r>
       <w:r>
-        <w:t>无效，本报告检测结果仅对被测样品负责。实验室不负责抽样，本报告检测结果仅适用于收到的样品。未经</w:t>
-      </w:r>
-      <w:r>
-        <w:t>CTI</w:t>
-      </w:r>
-      <w:r>
-        <w:t>书面同意，不得部分复制本报告。无</w:t>
+        <w:t>无效。</w:t>
+      </w:r>
+      <w:r>
+        <w:t xml:space="preserve"> </w:t>
+      </w:r>
+    </w:p>
+    <w:p>
+      <w:r>
+        <w:t>2.</w:t>
+      </w:r>
+      <w:r>
+        <w:t>本报告检测结果仅对被测样品负责。实验室不负责抽样。本报告检测结果仅适用于收到的样品。</w:t>
+      </w:r>
+      <w:r>
+        <w:t>3.</w:t>
+      </w:r>
+      <w:r>
+        <w:t>未经</w:t>
+      </w:r>
+      <w:r>
+        <w:t xml:space="preserve"> CTI </w:t>
+      </w:r>
+      <w:r>
+        <w:t>书面同意，不得部分复制本报告。</w:t>
+      </w:r>
+      <w:r>
+        <w:t xml:space="preserve"> </w:t>
+      </w:r>
+    </w:p>
+    <w:p>
+      <w:r>
+        <w:t>4.</w:t>
+      </w:r>
+      <w:r>
+        <w:t>无</w:t>
       </w:r>
       <w:r>
         <w:t>‘CENTRE TESTING INTERNATIONAL’</w:t>
@@ -1284,16 +1341,61 @@
     </w:p>
     <w:p>
       <w:r>
-        <w:t>The test report is effective only with both signature and Inspection &amp; Testing Service stamp. The result(s) shown in this report refer only to the sample(s) tested. The laboratory has not been responsible for the sampling stage, the result apply to the sample as received. Without written approval of CTI, this report can’t be reproduced except in full.</w:t>
-      </w:r>
-    </w:p>
-    <w:p>
-      <w:r>
-        <w:t>An electronic report without the signature of the ' CENTRE TESTING INTERNATIONAL ' digital certificate is considered invalid.</w:t>
-      </w:r>
-    </w:p>
-    <w:p/>
-    <w:p/>
+        <w:t>5.</w:t>
+      </w:r>
+      <w:r>
+        <w:t>除非另有说明，报告参照</w:t>
+      </w:r>
+      <w:r>
+        <w:t xml:space="preserve"> CNAS-GL015 </w:t>
+      </w:r>
+      <w:r>
+        <w:t>使用简单接受的二元判定规则进行符合性判定（</w:t>
+      </w:r>
+      <w:r>
+        <w:t>w=0</w:t>
+      </w:r>
+      <w:r>
+        <w:t>）。</w:t>
+      </w:r>
+      <w:r>
+        <w:t xml:space="preserve"> Statement: </w:t>
+      </w:r>
+    </w:p>
+    <w:p>
+      <w:r>
+        <w:t xml:space="preserve">1.The test report is effective only with both signature and inspection &amp; Testing service stamp. </w:t>
+      </w:r>
+    </w:p>
+    <w:p>
+      <w:r>
+        <w:t>2.The result(s) shown in this report refer only to the sample(s) tested. The laboratory has not been</w:t>
+      </w:r>
+      <w:r>
+        <w:rPr>
+          <w:rFonts w:hint="eastAsia"/>
+        </w:rPr>
+        <w:t xml:space="preserve"> </w:t>
+      </w:r>
+      <w:r>
+        <w:t xml:space="preserve">responsible for the sampling stage, the result apply to the sample as received. </w:t>
+      </w:r>
+    </w:p>
+    <w:p>
+      <w:r>
+        <w:t xml:space="preserve">3.Without written approval of CTI, this report can’t be reproduced except in full. </w:t>
+      </w:r>
+    </w:p>
+    <w:p>
+      <w:r>
+        <w:t xml:space="preserve">4.An electronic report without the signature of the ' CENTRE TESTING INTERNATIONAL' digital certificate is considered invalid. </w:t>
+      </w:r>
+    </w:p>
+    <w:p>
+      <w:r>
+        <w:t>5.Unless otherwise specified, the report adopts the decision rule based on simple acceptance for conformity assessment (w=0) in accordance with CNAS-GL015.</w:t>
+      </w:r>
+    </w:p>
     <w:p>
       <w:pPr>
         <w:jc w:val="center"/>
@@ -1392,7 +1494,7 @@
         <w:sz w:val="21"/>
         <w:szCs w:val="21"/>
       </w:rPr>
-      <w:pict w14:anchorId="5A3D16D8">
+      <w:pict w14:anchorId="133E535F">
         <v:shapetype id="_x0000_t75" coordsize="21600,21600" o:spt="75" o:preferrelative="t" path="m@4@5l@4@11@9@11@9@5xe" filled="f" stroked="f">
           <v:stroke joinstyle="miter"/>
           <v:formulas>
@@ -1686,7 +1788,7 @@
       <w:rPr>
         <w:b/>
       </w:rPr>
-      <w:pict w14:anchorId="10E57A9C">
+      <w:pict w14:anchorId="00C9D25A">
         <v:shapetype id="_x0000_t75" coordsize="21600,21600" o:spt="75" o:preferrelative="t" path="m@4@5l@4@11@9@11@9@5xe" filled="f" stroked="f">
           <v:stroke joinstyle="miter"/>
           <v:formulas>
@@ -1727,7 +1829,7 @@
         <w:sz w:val="21"/>
         <w:szCs w:val="21"/>
       </w:rPr>
-      <w:pict w14:anchorId="2AD18120">
+      <w:pict w14:anchorId="3CA1F408">
         <v:shapetype id="_x0000_t75" coordsize="21600,21600" o:spt="75" o:preferrelative="t" path="m@4@5l@4@11@9@11@9@5xe" filled="f" stroked="f">
           <v:stroke joinstyle="miter"/>
           <v:formulas>
@@ -2707,10 +2809,6 @@
 </file>
 
 <file path=customXml/item2.xml><?xml version="1.0" encoding="utf-8"?>
-<b:Sources xmlns:b="http://schemas.openxmlformats.org/officeDocument/2006/bibliography" xmlns="http://schemas.openxmlformats.org/officeDocument/2006/bibliography" SelectedStyle="\APASixthEditionOfficeOnline.xsl" StyleName="APA" Version="6"/>
-</file>
-
-<file path=customXml/item3.xml><?xml version="1.0" encoding="utf-8"?>
 <s:customData xmlns="http://www.wps.cn/officeDocument/2013/wpsCustomData" xmlns:s="http://www.wps.cn/officeDocument/2013/wpsCustomData">
   <customSectProps/>
   <customShpExts>
@@ -2719,6 +2817,10 @@
     <customShpInfo spid="_x0000_s1028"/>
   </customShpExts>
 </s:customData>
+</file>
+
+<file path=customXml/item3.xml><?xml version="1.0" encoding="utf-8"?>
+<b:Sources xmlns:b="http://schemas.openxmlformats.org/officeDocument/2006/bibliography" xmlns="http://schemas.openxmlformats.org/officeDocument/2006/bibliography" SelectedStyle="\APASixthEditionOfficeOnline.xsl" StyleName="APA" Version="6"/>
 </file>
 
 <file path=customXml/itemProps1.xml><?xml version="1.0" encoding="utf-8"?>
@@ -2730,17 +2832,17 @@
 </file>
 
 <file path=customXml/itemProps2.xml><?xml version="1.0" encoding="utf-8"?>
+<ds:datastoreItem xmlns:ds="http://schemas.openxmlformats.org/officeDocument/2006/customXml" ds:itemID="{B1977F7D-205B-4081-913C-38D41E755F92}">
+  <ds:schemaRefs>
+    <ds:schemaRef ds:uri="http://www.wps.cn/officeDocument/2013/wpsCustomData"/>
+  </ds:schemaRefs>
+</ds:datastoreItem>
+</file>
+
+<file path=customXml/itemProps3.xml><?xml version="1.0" encoding="utf-8"?>
 <ds:datastoreItem xmlns:ds="http://schemas.openxmlformats.org/officeDocument/2006/customXml" ds:itemID="{3A3E1175-E5CB-45A7-8AA5-84715A431438}">
   <ds:schemaRefs>
     <ds:schemaRef ds:uri="http://schemas.openxmlformats.org/officeDocument/2006/bibliography"/>
   </ds:schemaRefs>
 </ds:datastoreItem>
-</file>
-
-<file path=customXml/itemProps3.xml><?xml version="1.0" encoding="utf-8"?>
-<ds:datastoreItem xmlns:ds="http://schemas.openxmlformats.org/officeDocument/2006/customXml" ds:itemID="{B1977F7D-205B-4081-913C-38D41E755F92}">
-  <ds:schemaRefs>
-    <ds:schemaRef ds:uri="http://www.wps.cn/officeDocument/2013/wpsCustomData"/>
-  </ds:schemaRefs>
-</ds:datastoreItem>
 </file>